--- a/engine/arcc_study/ARCC_Bibliography_10-09-2026.docx
+++ b/engine/arcc_study/ARCC_Bibliography_10-09-2026.docx
@@ -25882,7 +25882,7 @@
           <w:color w:val="1C3A36"/>
           <w:sz w:val="19"/>
         </w:rPr>
-        <w:t>The research was carried out on 2026-08-06 across four concentric rings — global, country, industry and company — with 26 recorded findings. Each finding below names the source and the date that source carries.</w:t>
+        <w:t>The research was carried out on 2026-08-06 across four concentric rings — global, country, industry and company — with 27 recorded findings. Each finding below names the source and the date that source carries.</w:t>
       </w:r>
     </w:p>
     <w:tbl>
@@ -27625,7 +27625,7 @@
                 <w:color w:val="1C3A36"/>
                 <w:sz w:val="14"/>
               </w:rPr>
-              <w:t>Full-year 2025 operating income of EGP 4,595.82mn and a fourth-quarter EBITDA of EGP 1,393.01mn on fourth-quarter sales of EGP 3,645.60mn; trailing gross margin 40.77%</w:t>
+              <w:t>Full-year 2025 operating income of EGP 4,595.82mn and a fourth-quarter EBITDA of EGP 1,393.01mn on fourth-quarter sales of EGP 3,645.60mn; trailing gross margin 40.64%</w:t>
             </w:r>
           </w:p>
         </w:tc>
@@ -27660,6 +27660,93 @@
                 <w:sz w:val="14"/>
               </w:rPr>
               <w:t>2025-12-31</w:t>
+            </w:r>
+          </w:p>
+        </w:tc>
+      </w:tr>
+      <w:tr>
+        <w:tc>
+          <w:tcPr>
+            <w:tcW w:type="dxa" w:w="1094"/>
+          </w:tcPr>
+          <w:p>
+            <w:pPr>
+              <w:spacing w:after="20"/>
+            </w:pPr>
+            <w:r>
+              <w:rPr>
+                <w:color w:val="1C3A36"/>
+                <w:sz w:val="14"/>
+              </w:rPr>
+              <w:t>Company</w:t>
+            </w:r>
+          </w:p>
+        </w:tc>
+        <w:tc>
+          <w:tcPr>
+            <w:tcW w:type="dxa" w:w="2275"/>
+          </w:tcPr>
+          <w:p>
+            <w:pPr>
+              <w:spacing w:after="20"/>
+            </w:pPr>
+            <w:r>
+              <w:rPr>
+                <w:color w:val="1C3A36"/>
+                <w:sz w:val="14"/>
+              </w:rPr>
+              <w:t>announced projects, ventures and capacity (entity verified as the listed issuer)</w:t>
+            </w:r>
+          </w:p>
+        </w:tc>
+        <w:tc>
+          <w:tcPr>
+            <w:tcW w:type="dxa" w:w="5846"/>
+          </w:tcPr>
+          <w:p>
+            <w:pPr>
+              <w:spacing w:after="20"/>
+            </w:pPr>
+            <w:r>
+              <w:rPr>
+                <w:color w:val="1C3A36"/>
+                <w:sz w:val="14"/>
+              </w:rPr>
+              <w:t>FORWARD PLANS EXIST AND THE COMPANY HAS NOT DATED ANY OF THEM. Six are attributed to Arabian Cement Company by its own chief executive in an International Cement Review interview, relayed by HC Securities: hydrogen injection to a thermal substitution rate of about 55% by 2031; a multi-phase alternative-fuel programme to 2030 raising injection capacity on both clinker lines and adding shredding plant; 24 MWh of solar covering about 11% of power; a waste-heat recovery unit; a cement-mill optimiser; and a silo enabling calcined clay clinker and CEM III. THE COMPANY'S OWN CHANNEL CARRIES NONE OF THEM: its published timeline runs to 2024 and lists completed works only, the most recent being a Line 1 baghouse filter and the introduction of hydrogen injection. So the entity is the listed issuer and the plans are real, and there is no company-signed date behind any of them.</w:t>
+            </w:r>
+          </w:p>
+        </w:tc>
+        <w:tc>
+          <w:tcPr>
+            <w:tcW w:type="dxa" w:w="3053"/>
+          </w:tcPr>
+          <w:p>
+            <w:pPr>
+              <w:spacing w:after="20"/>
+            </w:pPr>
+            <w:r>
+              <w:rPr>
+                <w:color w:val="1C3A36"/>
+                <w:sz w:val="14"/>
+              </w:rPr>
+              <w:t>HC Securities &amp; Investment, "Arabian Cement shows agility amid changing industry dynamics", relaying an International Cement Review interview with the chief executive; checked against the company's own published corporate timeline at arabiancementcompany.com/en/about-us, which carries no forward-dated announcement</w:t>
+            </w:r>
+          </w:p>
+        </w:tc>
+        <w:tc>
+          <w:tcPr>
+            <w:tcW w:type="dxa" w:w="1267"/>
+          </w:tcPr>
+          <w:p>
+            <w:pPr>
+              <w:spacing w:after="20"/>
+            </w:pPr>
+            <w:r>
+              <w:rPr>
+                <w:color w:val="1C3A36"/>
+                <w:sz w:val="14"/>
+              </w:rPr>
+              <w:t>2026-09-10</w:t>
             </w:r>
           </w:p>
         </w:tc>
